--- a/dokumentacia_kiss.docx
+++ b/dokumentacia_kiss.docx
@@ -3004,13 +3004,7 @@
       </w:r>
       <w:proofErr w:type="spellEnd"/>
       <w:r>
-        <w:t xml:space="preserve"> je pri práci s objektmi dôležité správne rozlišovať medzi lokálnymi a globálnymi súradnicami, pretože určujú presnú pozíciu a smer pohybu objektov v scéne.</w:t>
-      </w:r>
-      <w:r>
-        <w:t xml:space="preserve"> </w:t>
-      </w:r>
-      <w:r>
-        <w:t>“</w:t>
+        <w:t xml:space="preserve"> je pri práci s objektmi dôležité správne rozlišovať medzi lokálnymi a globálnymi súradnicami, pretože určujú presnú pozíciu a smer pohybu objektov v scéne. “</w:t>
       </w:r>
       <w:r>
         <w:t xml:space="preserve"> </w:t>
@@ -3241,13 +3235,7 @@
       </w:r>
       <w:proofErr w:type="spellEnd"/>
       <w:r>
-        <w:t xml:space="preserve"> je možné herný stav ukladať do externého súboru a následne ho pri spustení hry znovu načítať.</w:t>
-      </w:r>
-      <w:r>
-        <w:t xml:space="preserve"> </w:t>
-      </w:r>
-      <w:r>
-        <w:t xml:space="preserve">“ </w:t>
+        <w:t xml:space="preserve"> je možné herný stav ukladať do externého súboru a následne ho pri spustení hry znovu načítať. “ </w:t>
       </w:r>
       <w:r>
         <w:t xml:space="preserve">[2] </w:t>
@@ -3324,13 +3312,7 @@
       </w:r>
       <w:proofErr w:type="spellEnd"/>
       <w:r>
-        <w:t xml:space="preserve"> na automatické načítanie scén alebo skriptov pri štarte hry, aby boli dostupné globálne počas celej hry.</w:t>
-      </w:r>
-      <w:r>
-        <w:t xml:space="preserve"> </w:t>
-      </w:r>
-      <w:r>
-        <w:t>“</w:t>
+        <w:t xml:space="preserve"> na automatické načítanie scén alebo skriptov pri štarte hry, aby boli dostupné globálne počas celej hry. “</w:t>
       </w:r>
       <w:r>
         <w:t xml:space="preserve"> [3]</w:t>
@@ -3447,13 +3429,7 @@
       </w:r>
       <w:proofErr w:type="spellEnd"/>
       <w:r>
-        <w:t xml:space="preserve"> môžu nadradené UI prvky zachytávať vstupy myši a zabrániť ich preneseniu na podriadené prvky.</w:t>
-      </w:r>
-      <w:r>
-        <w:t xml:space="preserve"> </w:t>
-      </w:r>
-      <w:r>
-        <w:t xml:space="preserve">“ </w:t>
+        <w:t xml:space="preserve"> môžu nadradené UI prvky zachytávať vstupy myši a zabrániť ich preneseniu na podriadené prvky. “ </w:t>
       </w:r>
       <w:r>
         <w:t xml:space="preserve">[4] </w:t>
@@ -3915,7 +3891,21 @@
         <w:rPr>
           <w:lang w:val="en-US"/>
         </w:rPr>
-        <w:t xml:space="preserve">Po otvorení </w:t>
+        <w:t xml:space="preserve">Po </w:t>
+      </w:r>
+      <w:proofErr w:type="spellStart"/>
+      <w:r>
+        <w:rPr>
+          <w:lang w:val="en-US"/>
+        </w:rPr>
+        <w:t>otvorení</w:t>
+      </w:r>
+      <w:proofErr w:type="spellEnd"/>
+      <w:r>
+        <w:rPr>
+          <w:lang w:val="en-US"/>
+        </w:rPr>
+        <w:t xml:space="preserve"> </w:t>
       </w:r>
       <w:proofErr w:type="spellStart"/>
       <w:r>
@@ -5220,13 +5210,7 @@
       </w:r>
       <w:proofErr w:type="spellEnd"/>
       <w:r>
-        <w:t>. Tento mód ponúkne 4 operácie, čo sú vlastne bojové ťaženia cez niekoľko máp.</w:t>
-      </w:r>
-      <w:r>
-        <w:t xml:space="preserve"> </w:t>
-      </w:r>
-      <w:r>
-        <w:t>“</w:t>
+        <w:t>. Tento mód ponúkne 4 operácie, čo sú vlastne bojové ťaženia cez niekoľko máp. “</w:t>
       </w:r>
       <w:r>
         <w:t xml:space="preserve"> </w:t>
@@ -5366,13 +5350,7 @@
       </w:r>
       <w:proofErr w:type="spellEnd"/>
       <w:r>
-        <w:t xml:space="preserve"> býva, zobrazený veľmi autenticky.</w:t>
-      </w:r>
-      <w:r>
-        <w:t xml:space="preserve"> </w:t>
-      </w:r>
-      <w:r>
-        <w:t>“</w:t>
+        <w:t xml:space="preserve"> býva, zobrazený veľmi autenticky. “</w:t>
       </w:r>
       <w:r>
         <w:t xml:space="preserve"> [</w:t>
@@ -5885,13 +5863,7 @@
       </w:r>
       <w:proofErr w:type="spellEnd"/>
       <w:r>
-        <w:t xml:space="preserve"> určený na vývoj 2D aj 3D hier, ktorý poskytuje nástroje na správu scén, fyziky, animácií a používateľského vstupu.</w:t>
-      </w:r>
-      <w:r>
-        <w:t xml:space="preserve"> </w:t>
-      </w:r>
-      <w:r>
-        <w:t>“</w:t>
+        <w:t xml:space="preserve"> určený na vývoj 2D aj 3D hier, ktorý poskytuje nástroje na správu scén, fyziky, animácií a používateľského vstupu. “</w:t>
       </w:r>
       <w:r>
         <w:t xml:space="preserve"> </w:t>
@@ -6017,13 +5989,7 @@
       </w:r>
       <w:proofErr w:type="spellEnd"/>
       <w:r>
-        <w:t>.</w:t>
-      </w:r>
-      <w:r>
-        <w:t xml:space="preserve"> </w:t>
-      </w:r>
-      <w:r>
-        <w:t>“</w:t>
+        <w:t>. “</w:t>
       </w:r>
       <w:r>
         <w:t xml:space="preserve"> </w:t>
@@ -6136,13 +6102,7 @@
       </w:r>
       <w:proofErr w:type="spellEnd"/>
       <w:r>
-        <w:t>.</w:t>
-      </w:r>
-      <w:r>
-        <w:t xml:space="preserve"> </w:t>
-      </w:r>
-      <w:r>
-        <w:t>“</w:t>
+        <w:t>. “</w:t>
       </w:r>
       <w:r>
         <w:t xml:space="preserve"> </w:t>
@@ -6213,13 +6173,7 @@
       </w:r>
       <w:proofErr w:type="spellEnd"/>
       <w:r>
-        <w:t xml:space="preserve"> ide o online editor, ktorý umožňuje jednoduché strihanie a úpravu zvukových súborov priamo v prehliadači.</w:t>
-      </w:r>
-      <w:r>
-        <w:t xml:space="preserve"> </w:t>
-      </w:r>
-      <w:r>
-        <w:t>“</w:t>
+        <w:t xml:space="preserve"> ide o online editor, ktorý umožňuje jednoduché strihanie a úpravu zvukových súborov priamo v prehliadači. “</w:t>
       </w:r>
       <w:r>
         <w:t xml:space="preserve"> </w:t>
@@ -8245,153 +8199,140 @@
     </w:p>
     <w:p>
       <w:r>
-        <w:t xml:space="preserve">V tejto časti </w:t>
-      </w:r>
-      <w:r>
-        <w:t>popíšeme konkrétnu realizáciu projektu. Popíšeme jednotlivé súčasti riešenia (napr. používateľskú a administrátorskú časť, bloky zapojenia – zdroj, zosilňovač, výstupný člen, ...). Uvedieme sem použité postupy</w:t>
-      </w:r>
-      <w:r>
-        <w:t xml:space="preserve"> </w:t>
-      </w:r>
-      <w:r>
-        <w:t xml:space="preserve">a algoritmy, </w:t>
-      </w:r>
-      <w:r>
-        <w:t>realizáciu</w:t>
-      </w:r>
-      <w:r>
-        <w:t xml:space="preserve"> databáz, </w:t>
-      </w:r>
-      <w:r>
-        <w:t>tvorbu</w:t>
-      </w:r>
-      <w:r>
-        <w:t xml:space="preserve"> webstránky, zapojenia dosiek s plošnými spojmi, zaujímavé časti zdrojových kódov, výsledky meraní a testov, výsledky analýz a výpočtov.</w:t>
-      </w:r>
-      <w:r>
-        <w:t xml:space="preserve"> </w:t>
-      </w:r>
-    </w:p>
-    <w:p>
-      <w:r>
-        <w:t xml:space="preserve">Je to teda časť, v ktorej postupujeme podľa krokov, ktoré sme uviedli v časti </w:t>
-      </w:r>
-      <w:r>
-        <w:t>M</w:t>
-      </w:r>
-      <w:r>
-        <w:t>ateriál a metodika a postupne ich konkretizujeme</w:t>
-      </w:r>
-      <w:r>
-        <w:t>:</w:t>
-      </w:r>
-    </w:p>
-    <w:p>
-      <w:pPr>
-        <w:pStyle w:val="Odsekzoznamu"/>
-        <w:numPr>
-          <w:ilvl w:val="0"/>
-          <w:numId w:val="3"/>
-        </w:numPr>
-      </w:pPr>
-      <w:r>
-        <w:t xml:space="preserve">Ak sme uviedli nejakú schému a DPS, rozpíšeme napr. v akom programe sme robili prevod schémy na DPS, aké konkrétne súčiastky sme použili – čísla/puzdra, ako sme postupovali, ako sme leptali a vŕtali DPS, ktorú časť sme </w:t>
-      </w:r>
-      <w:proofErr w:type="spellStart"/>
-      <w:r>
-        <w:t>zapájkovali</w:t>
-      </w:r>
-      <w:proofErr w:type="spellEnd"/>
-      <w:r>
-        <w:t xml:space="preserve"> ako prvú, ako sme merali funkčnosť. </w:t>
-      </w:r>
-    </w:p>
-    <w:p>
-      <w:pPr>
-        <w:pStyle w:val="Odsekzoznamu"/>
-        <w:numPr>
-          <w:ilvl w:val="0"/>
-          <w:numId w:val="3"/>
-        </w:numPr>
-      </w:pPr>
-      <w:r>
-        <w:t xml:space="preserve">Ak sme uviedli vzhľad stránky, rozpíšeme aké HTML/CSS sme na to použili, či sme to riešili cez </w:t>
-      </w:r>
-      <w:proofErr w:type="spellStart"/>
-      <w:r>
-        <w:t>grid</w:t>
-      </w:r>
-      <w:proofErr w:type="spellEnd"/>
-      <w:r>
-        <w:t>/</w:t>
-      </w:r>
-      <w:proofErr w:type="spellStart"/>
-      <w:r>
-        <w:t>flex</w:t>
-      </w:r>
-      <w:proofErr w:type="spellEnd"/>
-      <w:r>
-        <w:t xml:space="preserve">, ako sme riešili </w:t>
-      </w:r>
-      <w:proofErr w:type="spellStart"/>
-      <w:r>
-        <w:t>responzivitu</w:t>
-      </w:r>
-      <w:proofErr w:type="spellEnd"/>
-      <w:r>
-        <w:t>. Prečo sme použili práve tieto farby, fonty, aké formáty obrázkov/videí používame ...</w:t>
-      </w:r>
-    </w:p>
-    <w:p>
-      <w:pPr>
-        <w:pStyle w:val="Odsekzoznamu"/>
-        <w:numPr>
-          <w:ilvl w:val="0"/>
-          <w:numId w:val="3"/>
-        </w:numPr>
-      </w:pPr>
-      <w:r>
-        <w:t xml:space="preserve">Ak robíme informačný systém, rozpíšeme tok informácií napr. že zákazník najprv vypíše formulár, ten sa spracuje, odošle sa mu na email, admin potvrdí údaje, zákazníkovi sa odošle výsledok </w:t>
-      </w:r>
-      <w:proofErr w:type="spellStart"/>
-      <w:r>
-        <w:t>atď</w:t>
-      </w:r>
-      <w:proofErr w:type="spellEnd"/>
-      <w:r>
-        <w:t xml:space="preserve"> atď. </w:t>
-      </w:r>
-    </w:p>
-    <w:p>
-      <w:pPr>
-        <w:pStyle w:val="Odsekzoznamu"/>
-        <w:numPr>
-          <w:ilvl w:val="0"/>
-          <w:numId w:val="3"/>
-        </w:numPr>
-      </w:pPr>
-      <w:r>
-        <w:t xml:space="preserve">Ak robíme </w:t>
-      </w:r>
-      <w:proofErr w:type="spellStart"/>
-      <w:r>
-        <w:t>sieťarskú</w:t>
-      </w:r>
-      <w:proofErr w:type="spellEnd"/>
-      <w:r>
-        <w:t xml:space="preserve"> úlohu, rozpíšeme čo a ako sme zapojili, aké konfigurácie sme použili, aké protokoly sme nastavovali a prečo práve takto. </w:t>
-      </w:r>
-    </w:p>
-    <w:p>
-      <w:pPr>
-        <w:pStyle w:val="Odsekzoznamu"/>
-        <w:numPr>
-          <w:ilvl w:val="0"/>
-          <w:numId w:val="3"/>
-        </w:numPr>
-      </w:pPr>
-      <w:r>
-        <w:t xml:space="preserve">Ak robíme hru rozpíšeme ako sme tvorili postavy/NPC, aké majú vlastnosti, ako funguje v hre fyzika/mechanika, ako fungujú objekty s ktorými hráč interaguje. </w:t>
+        <w:t>V </w:t>
+      </w:r>
+      <w:r>
+        <w:t xml:space="preserve">Výsledkom práce je funkčná 2D hra s názvom </w:t>
+      </w:r>
+      <w:proofErr w:type="spellStart"/>
+      <w:r>
+        <w:t>Trench</w:t>
+      </w:r>
+      <w:proofErr w:type="spellEnd"/>
+      <w:r>
+        <w:t xml:space="preserve"> </w:t>
+      </w:r>
+      <w:proofErr w:type="spellStart"/>
+      <w:r>
+        <w:t>Defender</w:t>
+      </w:r>
+      <w:proofErr w:type="spellEnd"/>
+      <w:r>
+        <w:t xml:space="preserve"> vytvorená v hernom </w:t>
+      </w:r>
+      <w:proofErr w:type="spellStart"/>
+      <w:r>
+        <w:t>engine</w:t>
+      </w:r>
+      <w:proofErr w:type="spellEnd"/>
+      <w:r>
+        <w:t xml:space="preserve"> </w:t>
+      </w:r>
+      <w:proofErr w:type="spellStart"/>
+      <w:r>
+        <w:t>Godot</w:t>
+      </w:r>
+      <w:proofErr w:type="spellEnd"/>
+      <w:r>
+        <w:t>. Hra je zasadená do prostredia zákopovej vojny z obdobia prvej svetovej vojny. Hráč v nej vystupuje v úlohe vojaka, ktorého úlohou je brániť svoj zákop pred vlnami nepriateľov. Projekt obsahuje viacero herných mechaník, ktoré spolu vytvárajú základný herný systém.</w:t>
+      </w:r>
+      <w:r>
+        <w:t xml:space="preserve"> </w:t>
+      </w:r>
+      <w:r>
+        <w:t xml:space="preserve">Pri tvorbe projektu sme najskôr vytvorili herné prostredie zákopu pomocou 2D textúr a grafických prvkov. Grafika hry je spracovaná v pixel-art štýle a bola vytvorená v grafickom editore </w:t>
+      </w:r>
+      <w:proofErr w:type="spellStart"/>
+      <w:r>
+        <w:t>LibreSprite</w:t>
+      </w:r>
+      <w:proofErr w:type="spellEnd"/>
+      <w:r>
+        <w:t xml:space="preserve">. Jednotlivé grafické prvky sú uložené vo forme </w:t>
+      </w:r>
+      <w:proofErr w:type="spellStart"/>
+      <w:r>
+        <w:t>spritesheetov</w:t>
+      </w:r>
+      <w:proofErr w:type="spellEnd"/>
+      <w:r>
+        <w:t>, ktoré obsahujú animácie postavy, nepriateľov a ďalších objektov v hre.</w:t>
+      </w:r>
+      <w:r>
+        <w:t xml:space="preserve"> </w:t>
+      </w:r>
+      <w:r>
+        <w:t xml:space="preserve">Dôležitou súčasťou projektu je implementácia pohybu hráča. Hráč sa môže pohybovať v štyroch smeroch pomocou klávesnice a jeho pohyb je riadený skriptom v jazyku </w:t>
+      </w:r>
+      <w:proofErr w:type="spellStart"/>
+      <w:r>
+        <w:t>GDScript</w:t>
+      </w:r>
+      <w:proofErr w:type="spellEnd"/>
+      <w:r>
+        <w:t>. Pohyb je doplnený animáciami, ktoré sa automaticky prepínajú podľa smeru pohybu postavy. Zároveň je implementovaný systém kolízií, ktorý zabraňuje hráčovi prechádzať cez prekážky v prostredí.</w:t>
+      </w:r>
+      <w:r>
+        <w:t xml:space="preserve"> </w:t>
+      </w:r>
+      <w:r>
+        <w:t>Ďalším významným prvkom hry je systém streľby. Hráč môže používať guľomet umiestnený v zákopu, ktorý slúži na obranu proti nepriateľom. Streľba je implementovaná pomocou projektilov, ktoré sa vytvárajú pri stlačení tlačidla a pohybujú sa smerom podľa pozície kurzora myši. Projektily dokážu zasiahnuť nepriateľov a spôsobiť im poškodenie.</w:t>
+      </w:r>
+      <w:r>
+        <w:t xml:space="preserve"> </w:t>
+      </w:r>
+      <w:r>
+        <w:t xml:space="preserve">Nepriatelia sa v hre objavujú vo vlnách pomocou </w:t>
+      </w:r>
+      <w:proofErr w:type="spellStart"/>
+      <w:r>
+        <w:t>spawnovacieho</w:t>
+      </w:r>
+      <w:proofErr w:type="spellEnd"/>
+      <w:r>
+        <w:t xml:space="preserve"> systému. Každý nepriateľ má definované vlastnosti, ako je rýchlosť pohybu alebo zdravotný stav, a postupne sa pohybuje smerom k hráčovi. </w:t>
+      </w:r>
+      <w:proofErr w:type="spellStart"/>
+      <w:r>
+        <w:t>Obtiažnosť</w:t>
+      </w:r>
+      <w:proofErr w:type="spellEnd"/>
+      <w:r>
+        <w:t xml:space="preserve"> hry sa postupne zvyšuje, napríklad zvyšovaním počtu nepriateľov v jednotlivých vlnách.</w:t>
+      </w:r>
+      <w:r>
+        <w:t xml:space="preserve"> </w:t>
+      </w:r>
+      <w:r>
+        <w:t>Súčasťou projektu je aj používateľské rozhranie. Hra obsahuje hlavné menu, ktoré umožňuje spustiť novú hru, pokračovať v uloženej hre alebo hru ukončiť. Okrem toho je implementované aj pauzovacie menu a menu nastavení, kde si hráč môže upraviť základné parametre hry, napríklad hlasitosť alebo režim zobrazenia.</w:t>
+      </w:r>
+      <w:r>
+        <w:t xml:space="preserve"> </w:t>
+      </w:r>
+      <w:r>
+        <w:t>Dôležitou funkcionalitou je aj systém ukladania hry. Hra dokáže uložiť aktuálny stav do súboru a pri ďalšom spustení ho načítať, čím môže hráč pokračovať v hre od miesta, kde skončil.</w:t>
+      </w:r>
+      <w:r>
+        <w:t xml:space="preserve"> </w:t>
+      </w:r>
+      <w:r>
+        <w:t xml:space="preserve">Počas vývoja boli jednotlivé mechaniky priebežne testované priamo v prostredí </w:t>
+      </w:r>
+      <w:proofErr w:type="spellStart"/>
+      <w:r>
+        <w:t>Godot</w:t>
+      </w:r>
+      <w:proofErr w:type="spellEnd"/>
+      <w:r>
+        <w:t xml:space="preserve"> </w:t>
+      </w:r>
+      <w:proofErr w:type="spellStart"/>
+      <w:r>
+        <w:t>Engine</w:t>
+      </w:r>
+      <w:proofErr w:type="spellEnd"/>
+      <w:r>
+        <w:t>. Po odstránení zistených chýb vznikla funkčná verzia hry, ktorá spĺňa stanovené ciele projektu a demonštruje základné princípy tvorby počítačových hier.</w:t>
       </w:r>
     </w:p>
     <w:p>
@@ -9045,13 +8986,7 @@
         </w:rPr>
       </w:pPr>
       <w:r>
-        <w:t>[</w:t>
-      </w:r>
-      <w:r>
-        <w:t>3</w:t>
-      </w:r>
-      <w:r>
-        <w:t xml:space="preserve">] Juan </w:t>
+        <w:t xml:space="preserve">[3] Juan </w:t>
       </w:r>
       <w:proofErr w:type="spellStart"/>
       <w:r>
@@ -9118,10 +9053,338 @@
       </w:r>
       <w:proofErr w:type="spellEnd"/>
       <w:r>
-        <w:t>. [online]. 2025 [202</w:t>
-      </w:r>
-      <w:r>
-        <w:t>6</w:t>
+        <w:t>. [online]. 2025 [2026-01-06]. Dostupné na internete</w:t>
+      </w:r>
+      <w:r>
+        <w:rPr>
+          <w:lang w:val="en-US"/>
+        </w:rPr>
+        <w:t>: &lt;</w:t>
+      </w:r>
+      <w:r>
+        <w:rPr>
+          <w:lang w:val="en-US"/>
+        </w:rPr>
+        <w:t>https://docs.godotengine.org/en/latest/tutorials/scripting/singletons_autoload.html</w:t>
+      </w:r>
+      <w:r>
+        <w:rPr>
+          <w:lang w:val="en-US"/>
+        </w:rPr>
+        <w:t xml:space="preserve">&gt; </w:t>
+      </w:r>
+    </w:p>
+    <w:p>
+      <w:pPr>
+        <w:jc w:val="left"/>
+        <w:rPr>
+          <w:lang w:val="en-US"/>
+        </w:rPr>
+      </w:pPr>
+      <w:r>
+        <w:t xml:space="preserve">[4] Juan </w:t>
+      </w:r>
+      <w:proofErr w:type="spellStart"/>
+      <w:r>
+        <w:t>Linetsky</w:t>
+      </w:r>
+      <w:proofErr w:type="spellEnd"/>
+      <w:r>
+        <w:t xml:space="preserve">, </w:t>
+      </w:r>
+      <w:proofErr w:type="spellStart"/>
+      <w:r>
+        <w:t>Ariel</w:t>
+      </w:r>
+      <w:proofErr w:type="spellEnd"/>
+      <w:r>
+        <w:t xml:space="preserve"> </w:t>
+      </w:r>
+      <w:proofErr w:type="spellStart"/>
+      <w:r>
+        <w:t>Manzur</w:t>
+      </w:r>
+      <w:proofErr w:type="spellEnd"/>
+      <w:r>
+        <w:t xml:space="preserve"> a </w:t>
+      </w:r>
+      <w:proofErr w:type="spellStart"/>
+      <w:r>
+        <w:t>Godot</w:t>
+      </w:r>
+      <w:proofErr w:type="spellEnd"/>
+      <w:r>
+        <w:t xml:space="preserve"> komunita. 2025. </w:t>
+      </w:r>
+      <w:proofErr w:type="spellStart"/>
+      <w:r>
+        <w:t>Godot</w:t>
+      </w:r>
+      <w:proofErr w:type="spellEnd"/>
+      <w:r>
+        <w:t xml:space="preserve"> </w:t>
+      </w:r>
+      <w:proofErr w:type="spellStart"/>
+      <w:r>
+        <w:t>Engine</w:t>
+      </w:r>
+      <w:proofErr w:type="spellEnd"/>
+      <w:r>
+        <w:t xml:space="preserve"> </w:t>
+      </w:r>
+      <w:proofErr w:type="spellStart"/>
+      <w:r>
+        <w:t>documentation</w:t>
+      </w:r>
+      <w:proofErr w:type="spellEnd"/>
+      <w:r>
+        <w:t xml:space="preserve"> in English</w:t>
+      </w:r>
+      <w:r>
+        <w:t xml:space="preserve">: </w:t>
+      </w:r>
+      <w:proofErr w:type="spellStart"/>
+      <w:r>
+        <w:t>Control</w:t>
+      </w:r>
+      <w:proofErr w:type="spellEnd"/>
+      <w:r>
+        <w:t>. [online]. 2025 [2025-12-23]. Dostupné na internete</w:t>
+      </w:r>
+      <w:r>
+        <w:rPr>
+          <w:lang w:val="en-US"/>
+        </w:rPr>
+        <w:t>: &lt;</w:t>
+      </w:r>
+      <w:r>
+        <w:rPr>
+          <w:lang w:val="en-US"/>
+        </w:rPr>
+        <w:t>https://docs.godotengine.org/en/4.4/classes/class_control.html</w:t>
+      </w:r>
+      <w:r>
+        <w:rPr>
+          <w:lang w:val="en-US"/>
+        </w:rPr>
+        <w:t xml:space="preserve">&gt; </w:t>
+      </w:r>
+    </w:p>
+    <w:p>
+      <w:pPr>
+        <w:jc w:val="left"/>
+        <w:rPr>
+          <w:lang w:val="en-US"/>
+        </w:rPr>
+      </w:pPr>
+      <w:r>
+        <w:t xml:space="preserve">[5] </w:t>
+      </w:r>
+      <w:proofErr w:type="spellStart"/>
+      <w:r>
+        <w:t>Godot</w:t>
+      </w:r>
+      <w:proofErr w:type="spellEnd"/>
+      <w:r>
+        <w:t xml:space="preserve"> </w:t>
+      </w:r>
+      <w:proofErr w:type="spellStart"/>
+      <w:r>
+        <w:t>media</w:t>
+      </w:r>
+      <w:proofErr w:type="spellEnd"/>
+      <w:r>
+        <w:t xml:space="preserve"> </w:t>
+      </w:r>
+      <w:proofErr w:type="spellStart"/>
+      <w:r>
+        <w:t>content</w:t>
+      </w:r>
+      <w:proofErr w:type="spellEnd"/>
+      <w:r>
+        <w:t xml:space="preserve"> team. 2025. </w:t>
+      </w:r>
+      <w:proofErr w:type="spellStart"/>
+      <w:r>
+        <w:t>Making</w:t>
+      </w:r>
+      <w:proofErr w:type="spellEnd"/>
+      <w:r>
+        <w:t xml:space="preserve"> </w:t>
+      </w:r>
+      <w:proofErr w:type="spellStart"/>
+      <w:r>
+        <w:t>dreams</w:t>
+      </w:r>
+      <w:proofErr w:type="spellEnd"/>
+      <w:r>
+        <w:t xml:space="preserve"> </w:t>
+      </w:r>
+      <w:proofErr w:type="spellStart"/>
+      <w:r>
+        <w:t>accessible</w:t>
+      </w:r>
+      <w:proofErr w:type="spellEnd"/>
+      <w:r>
+        <w:t xml:space="preserve"> [online]. 2025 [2025-11-25]. Dostupné na internete</w:t>
+      </w:r>
+      <w:r>
+        <w:rPr>
+          <w:lang w:val="en-US"/>
+        </w:rPr>
+        <w:t>: &lt;</w:t>
+      </w:r>
+      <w:r>
+        <w:rPr>
+          <w:lang w:val="en-US"/>
+        </w:rPr>
+        <w:t>https://godotengine.org/releases/4.5/</w:t>
+      </w:r>
+      <w:r>
+        <w:rPr>
+          <w:lang w:val="en-US"/>
+        </w:rPr>
+        <w:t>&gt;</w:t>
+      </w:r>
+    </w:p>
+    <w:p>
+      <w:pPr>
+        <w:jc w:val="left"/>
+        <w:rPr>
+          <w:lang w:val="en-US"/>
+        </w:rPr>
+      </w:pPr>
+      <w:r>
+        <w:t xml:space="preserve">[6] </w:t>
+      </w:r>
+      <w:proofErr w:type="spellStart"/>
+      <w:r>
+        <w:t>Andrew</w:t>
+      </w:r>
+      <w:proofErr w:type="spellEnd"/>
+      <w:r>
+        <w:t xml:space="preserve"> </w:t>
+      </w:r>
+      <w:proofErr w:type="spellStart"/>
+      <w:r>
+        <w:t>Wilkes</w:t>
+      </w:r>
+      <w:proofErr w:type="spellEnd"/>
+      <w:r>
+        <w:t xml:space="preserve">. Neznámy. </w:t>
+      </w:r>
+      <w:proofErr w:type="spellStart"/>
+      <w:r>
+        <w:t>GDScript</w:t>
+      </w:r>
+      <w:proofErr w:type="spellEnd"/>
+      <w:r>
+        <w:t xml:space="preserve"> [online]. [2025-11-25]. Dostupné na internete</w:t>
+      </w:r>
+      <w:r>
+        <w:rPr>
+          <w:lang w:val="en-US"/>
+        </w:rPr>
+        <w:t>: &lt;</w:t>
+      </w:r>
+      <w:r>
+        <w:rPr>
+          <w:lang w:val="en-US"/>
+        </w:rPr>
+        <w:t>https://gdscript.com/</w:t>
+      </w:r>
+      <w:r>
+        <w:rPr>
+          <w:lang w:val="en-US"/>
+        </w:rPr>
+        <w:t>&gt;</w:t>
+      </w:r>
+    </w:p>
+    <w:p>
+      <w:pPr>
+        <w:jc w:val="left"/>
+        <w:rPr>
+          <w:lang w:val="en-US"/>
+        </w:rPr>
+      </w:pPr>
+      <w:r>
+        <w:rPr>
+          <w:lang w:val="en-US"/>
+        </w:rPr>
+        <w:lastRenderedPageBreak/>
+        <w:t xml:space="preserve"> </w:t>
+      </w:r>
+      <w:r>
+        <w:t xml:space="preserve">[7] </w:t>
+      </w:r>
+      <w:proofErr w:type="spellStart"/>
+      <w:r>
+        <w:t>LibreSprite</w:t>
+      </w:r>
+      <w:proofErr w:type="spellEnd"/>
+      <w:r>
+        <w:t xml:space="preserve">. Neznámy. LIBRESPRITE. [online]. [citované dňa </w:t>
+      </w:r>
+      <w:r>
+        <w:rPr>
+          <w:lang w:val="en-US"/>
+        </w:rPr>
+        <w:t>2025-11-25</w:t>
+      </w:r>
+      <w:r>
+        <w:t xml:space="preserve">]. Dostupné na internete: </w:t>
+      </w:r>
+      <w:r>
+        <w:rPr>
+          <w:lang w:val="en-US"/>
+        </w:rPr>
+        <w:t>&lt;</w:t>
+      </w:r>
+      <w:r>
+        <w:rPr>
+          <w:lang w:val="en-US"/>
+        </w:rPr>
+        <w:t>https://libresprite.github.io/#!/</w:t>
+      </w:r>
+      <w:r>
+        <w:rPr>
+          <w:lang w:val="en-US"/>
+        </w:rPr>
+        <w:t>&gt;</w:t>
+      </w:r>
+    </w:p>
+    <w:p>
+      <w:pPr>
+        <w:jc w:val="left"/>
+      </w:pPr>
+      <w:r>
+        <w:t xml:space="preserve">[8] AudioTrimmer.com. </w:t>
+      </w:r>
+      <w:r>
+        <w:t>Neznámy</w:t>
+      </w:r>
+      <w:r>
+        <w:t xml:space="preserve">. </w:t>
+      </w:r>
+      <w:r>
+        <w:t xml:space="preserve">Audio &amp; Mp3 </w:t>
+      </w:r>
+      <w:proofErr w:type="spellStart"/>
+      <w:r>
+        <w:t>Cutter</w:t>
+      </w:r>
+      <w:proofErr w:type="spellEnd"/>
+      <w:r>
+        <w:t>. [online]. [cit</w:t>
+      </w:r>
+      <w:r>
+        <w:t>ované dňa</w:t>
+      </w:r>
+      <w:r>
+        <w:t xml:space="preserve"> 20</w:t>
+      </w:r>
+      <w:r>
+        <w:t>26</w:t>
       </w:r>
       <w:r>
         <w:t>-</w:t>
@@ -9133,564 +9396,95 @@
         <w:t>-</w:t>
       </w:r>
       <w:r>
-        <w:t>06</w:t>
-      </w:r>
-      <w:r>
-        <w:t>]. Dostupné na internete</w:t>
-      </w:r>
-      <w:r>
-        <w:rPr>
-          <w:lang w:val="en-US"/>
-        </w:rPr>
-        <w:t xml:space="preserve">: </w:t>
-      </w:r>
-      <w:r>
-        <w:rPr>
-          <w:lang w:val="en-US"/>
-        </w:rPr>
+        <w:t>26</w:t>
+      </w:r>
+      <w:r>
+        <w:t xml:space="preserve">]. Dostupné na internete: </w:t>
+      </w:r>
+      <w:r>
         <w:t>&lt;</w:t>
       </w:r>
       <w:r>
-        <w:rPr>
-          <w:lang w:val="en-US"/>
-        </w:rPr>
-        <w:t>https://docs.godotengine.org/en/latest/tutorials/scripting/singletons_autoload.html</w:t>
-      </w:r>
-      <w:r>
-        <w:rPr>
-          <w:lang w:val="en-US"/>
-        </w:rPr>
-        <w:t xml:space="preserve">&gt; </w:t>
+        <w:t>https://audiotrimmer.com/</w:t>
+      </w:r>
+      <w:r>
+        <w:t>&gt;</w:t>
       </w:r>
     </w:p>
     <w:p>
       <w:pPr>
         <w:jc w:val="left"/>
-        <w:rPr>
-          <w:lang w:val="en-US"/>
-        </w:rPr>
-      </w:pPr>
-      <w:r>
-        <w:t>[</w:t>
-      </w:r>
-      <w:r>
-        <w:t>4</w:t>
-      </w:r>
-      <w:r>
-        <w:t xml:space="preserve">] Juan </w:t>
-      </w:r>
-      <w:proofErr w:type="spellStart"/>
-      <w:r>
-        <w:t>Linetsky</w:t>
-      </w:r>
-      <w:proofErr w:type="spellEnd"/>
-      <w:r>
-        <w:t xml:space="preserve">, </w:t>
-      </w:r>
-      <w:proofErr w:type="spellStart"/>
-      <w:r>
-        <w:t>Ariel</w:t>
-      </w:r>
-      <w:proofErr w:type="spellEnd"/>
-      <w:r>
-        <w:t xml:space="preserve"> </w:t>
-      </w:r>
-      <w:proofErr w:type="spellStart"/>
-      <w:r>
-        <w:t>Manzur</w:t>
-      </w:r>
-      <w:proofErr w:type="spellEnd"/>
-      <w:r>
-        <w:t xml:space="preserve"> a </w:t>
-      </w:r>
-      <w:proofErr w:type="spellStart"/>
-      <w:r>
-        <w:t>Godot</w:t>
-      </w:r>
-      <w:proofErr w:type="spellEnd"/>
-      <w:r>
-        <w:t xml:space="preserve"> komunita. 202</w:t>
+      </w:pPr>
+      <w:r>
+        <w:t xml:space="preserve">[9] Matej </w:t>
+      </w:r>
+      <w:proofErr w:type="spellStart"/>
+      <w:r>
+        <w:t>Hud</w:t>
+      </w:r>
+      <w:r>
+        <w:rPr>
+          <w:lang w:val="en-US"/>
+        </w:rPr>
+        <w:t>ák</w:t>
+      </w:r>
+      <w:proofErr w:type="spellEnd"/>
+      <w:r>
+        <w:t xml:space="preserve">. 2022. </w:t>
+      </w:r>
+      <w:proofErr w:type="spellStart"/>
+      <w:r>
+        <w:t>Isonzo</w:t>
+      </w:r>
+      <w:proofErr w:type="spellEnd"/>
+      <w:r>
+        <w:t xml:space="preserve"> </w:t>
+      </w:r>
+      <w:proofErr w:type="spellStart"/>
+      <w:r>
+        <w:t>recenze</w:t>
+      </w:r>
+      <w:proofErr w:type="spellEnd"/>
+      <w:r>
+        <w:t>. [online]. 20</w:t>
+      </w:r>
+      <w:r>
+        <w:t>22</w:t>
+      </w:r>
+      <w:r>
+        <w:t xml:space="preserve"> [cit</w:t>
+      </w:r>
+      <w:r>
+        <w:t>ované dňa</w:t>
+      </w:r>
+      <w:r>
+        <w:t xml:space="preserve"> 20</w:t>
+      </w:r>
+      <w:r>
+        <w:t>26</w:t>
+      </w:r>
+      <w:r>
+        <w:t>-03-1</w:t>
       </w:r>
       <w:r>
         <w:t>5</w:t>
       </w:r>
       <w:r>
-        <w:t xml:space="preserve">. </w:t>
-      </w:r>
-      <w:proofErr w:type="spellStart"/>
-      <w:r>
-        <w:t>Godot</w:t>
-      </w:r>
-      <w:proofErr w:type="spellEnd"/>
-      <w:r>
-        <w:t xml:space="preserve"> </w:t>
-      </w:r>
-      <w:proofErr w:type="spellStart"/>
-      <w:r>
-        <w:t>Engine</w:t>
-      </w:r>
-      <w:proofErr w:type="spellEnd"/>
-      <w:r>
-        <w:t xml:space="preserve"> </w:t>
-      </w:r>
-      <w:proofErr w:type="spellStart"/>
-      <w:r>
-        <w:t>documentation</w:t>
-      </w:r>
-      <w:proofErr w:type="spellEnd"/>
-      <w:r>
-        <w:t xml:space="preserve"> in English</w:t>
-      </w:r>
-      <w:r>
-        <w:t xml:space="preserve">: </w:t>
-      </w:r>
-      <w:proofErr w:type="spellStart"/>
-      <w:r>
-        <w:t>Control</w:t>
-      </w:r>
-      <w:proofErr w:type="spellEnd"/>
-      <w:r>
-        <w:t>. [online]. 2025 [202</w:t>
-      </w:r>
-      <w:r>
-        <w:t>5</w:t>
-      </w:r>
-      <w:r>
-        <w:t>-</w:t>
-      </w:r>
-      <w:r>
-        <w:t>12</w:t>
-      </w:r>
-      <w:r>
-        <w:t>-</w:t>
-      </w:r>
-      <w:r>
-        <w:t>23</w:t>
-      </w:r>
-      <w:r>
-        <w:t>]. Dostupné na internete</w:t>
-      </w:r>
-      <w:r>
-        <w:rPr>
-          <w:lang w:val="en-US"/>
-        </w:rPr>
-        <w:t>:</w:t>
-      </w:r>
-      <w:r>
-        <w:rPr>
-          <w:lang w:val="en-US"/>
-        </w:rPr>
-        <w:t xml:space="preserve"> &lt;</w:t>
-      </w:r>
-      <w:r>
-        <w:rPr>
-          <w:lang w:val="en-US"/>
-        </w:rPr>
-        <w:t>https://docs.godotengine.org/en/4.4/classes/class_control.html</w:t>
-      </w:r>
-      <w:r>
-        <w:rPr>
-          <w:lang w:val="en-US"/>
-        </w:rPr>
-        <w:t xml:space="preserve">&gt; </w:t>
+        <w:t>]. Dostupné na internete: &lt;</w:t>
+      </w:r>
+      <w:r>
+        <w:t>https://www.czechgamer.com/39171/isonzo-recenze.html</w:t>
+      </w:r>
+      <w:r>
+        <w:t>&gt;</w:t>
       </w:r>
     </w:p>
     <w:p>
       <w:pPr>
         <w:jc w:val="left"/>
-        <w:rPr>
-          <w:lang w:val="en-US"/>
-        </w:rPr>
-      </w:pPr>
-      <w:r>
-        <w:t>[</w:t>
-      </w:r>
-      <w:r>
-        <w:t>5</w:t>
-      </w:r>
-      <w:r>
-        <w:t xml:space="preserve">] </w:t>
-      </w:r>
-      <w:proofErr w:type="spellStart"/>
-      <w:r>
-        <w:t>Godot</w:t>
-      </w:r>
-      <w:proofErr w:type="spellEnd"/>
-      <w:r>
-        <w:t xml:space="preserve"> </w:t>
-      </w:r>
-      <w:proofErr w:type="spellStart"/>
-      <w:r>
-        <w:t>media</w:t>
-      </w:r>
-      <w:proofErr w:type="spellEnd"/>
-      <w:r>
-        <w:t xml:space="preserve"> </w:t>
-      </w:r>
-      <w:proofErr w:type="spellStart"/>
-      <w:r>
-        <w:t>content</w:t>
-      </w:r>
-      <w:proofErr w:type="spellEnd"/>
-      <w:r>
-        <w:t xml:space="preserve"> team.</w:t>
-      </w:r>
-      <w:r>
-        <w:t xml:space="preserve"> 2025. </w:t>
-      </w:r>
-      <w:proofErr w:type="spellStart"/>
-      <w:r>
-        <w:t>Making</w:t>
-      </w:r>
-      <w:proofErr w:type="spellEnd"/>
-      <w:r>
-        <w:t xml:space="preserve"> </w:t>
-      </w:r>
-      <w:proofErr w:type="spellStart"/>
-      <w:r>
-        <w:t>dreams</w:t>
-      </w:r>
-      <w:proofErr w:type="spellEnd"/>
-      <w:r>
-        <w:t xml:space="preserve"> </w:t>
-      </w:r>
-      <w:proofErr w:type="spellStart"/>
-      <w:r>
-        <w:t>accessible</w:t>
-      </w:r>
-      <w:proofErr w:type="spellEnd"/>
-      <w:r>
-        <w:t xml:space="preserve"> [online]. 2025 [202</w:t>
-      </w:r>
-      <w:r>
-        <w:t>5</w:t>
-      </w:r>
-      <w:r>
-        <w:t>-1</w:t>
-      </w:r>
-      <w:r>
-        <w:t>1</w:t>
-      </w:r>
-      <w:r>
-        <w:t>-</w:t>
-      </w:r>
-      <w:r>
-        <w:t>25</w:t>
-      </w:r>
-      <w:r>
-        <w:t>]. Dostupné na internete</w:t>
-      </w:r>
-      <w:r>
-        <w:rPr>
-          <w:lang w:val="en-US"/>
-        </w:rPr>
-        <w:t>: &lt;</w:t>
-      </w:r>
-      <w:r>
-        <w:rPr>
-          <w:lang w:val="en-US"/>
-        </w:rPr>
-        <w:t>https://godotengine.org/releases/4.5/</w:t>
-      </w:r>
-      <w:r>
-        <w:rPr>
-          <w:lang w:val="en-US"/>
-        </w:rPr>
-        <w:t>&gt;</w:t>
-      </w:r>
-    </w:p>
-    <w:p>
-      <w:pPr>
-        <w:jc w:val="left"/>
-        <w:rPr>
-          <w:lang w:val="en-US"/>
-        </w:rPr>
-      </w:pPr>
-      <w:r>
-        <w:t>[</w:t>
-      </w:r>
-      <w:r>
-        <w:t>6</w:t>
-      </w:r>
-      <w:r>
-        <w:t xml:space="preserve">] </w:t>
-      </w:r>
-      <w:proofErr w:type="spellStart"/>
-      <w:r>
-        <w:t>Andrew</w:t>
-      </w:r>
-      <w:proofErr w:type="spellEnd"/>
-      <w:r>
-        <w:t xml:space="preserve"> </w:t>
-      </w:r>
-      <w:proofErr w:type="spellStart"/>
-      <w:r>
-        <w:t>Wilkes</w:t>
-      </w:r>
-      <w:proofErr w:type="spellEnd"/>
-      <w:r>
-        <w:t xml:space="preserve">. </w:t>
-      </w:r>
-      <w:r>
-        <w:t>Neznámy</w:t>
-      </w:r>
-      <w:r>
-        <w:t xml:space="preserve">. </w:t>
-      </w:r>
-      <w:proofErr w:type="spellStart"/>
-      <w:r>
-        <w:t>GDScript</w:t>
-      </w:r>
-      <w:proofErr w:type="spellEnd"/>
-      <w:r>
-        <w:t xml:space="preserve"> [online]. [2025-11-25]. Dostupné na internete</w:t>
-      </w:r>
-      <w:r>
-        <w:rPr>
-          <w:lang w:val="en-US"/>
-        </w:rPr>
-        <w:t>: &lt;</w:t>
-      </w:r>
-      <w:r>
-        <w:rPr>
-          <w:lang w:val="en-US"/>
-        </w:rPr>
-        <w:t>https://gdscript.com/</w:t>
-      </w:r>
-      <w:r>
-        <w:rPr>
-          <w:lang w:val="en-US"/>
-        </w:rPr>
-        <w:t>&gt;</w:t>
-      </w:r>
-    </w:p>
-    <w:p>
-      <w:pPr>
-        <w:jc w:val="left"/>
-        <w:rPr>
-          <w:lang w:val="en-US"/>
-        </w:rPr>
-      </w:pPr>
-      <w:r>
-        <w:rPr>
-          <w:lang w:val="en-US"/>
-        </w:rPr>
-        <w:lastRenderedPageBreak/>
-        <w:t xml:space="preserve"> </w:t>
-      </w:r>
-      <w:r>
-        <w:t>[</w:t>
-      </w:r>
-      <w:r>
-        <w:t>7</w:t>
-      </w:r>
-      <w:r>
-        <w:t xml:space="preserve">] </w:t>
-      </w:r>
-      <w:proofErr w:type="spellStart"/>
-      <w:r>
-        <w:t>LibreSprite</w:t>
-      </w:r>
-      <w:proofErr w:type="spellEnd"/>
-      <w:r>
-        <w:t>. Neznámy</w:t>
-      </w:r>
-      <w:r>
-        <w:t xml:space="preserve">. </w:t>
-      </w:r>
-      <w:r>
-        <w:t>LIBRESPRITE</w:t>
-      </w:r>
-      <w:r>
-        <w:t xml:space="preserve">. [online]. [citované dňa </w:t>
-      </w:r>
-      <w:r>
-        <w:rPr>
-          <w:lang w:val="en-US"/>
-        </w:rPr>
-        <w:t>2025-11-25</w:t>
-      </w:r>
-      <w:r>
-        <w:t xml:space="preserve">]. Dostupné na internete: </w:t>
-      </w:r>
-      <w:r>
-        <w:rPr>
-          <w:lang w:val="en-US"/>
-        </w:rPr>
-        <w:t>&lt;</w:t>
-      </w:r>
-      <w:r>
-        <w:rPr>
-          <w:lang w:val="en-US"/>
-        </w:rPr>
-        <w:t>https://libresprite.github.io/#!/</w:t>
-      </w:r>
-      <w:r>
-        <w:rPr>
-          <w:lang w:val="en-US"/>
-        </w:rPr>
-        <w:t>&gt;</w:t>
-      </w:r>
-    </w:p>
-    <w:p>
-      <w:pPr>
-        <w:jc w:val="left"/>
-      </w:pPr>
-      <w:r>
-        <w:t>[</w:t>
-      </w:r>
-      <w:r>
-        <w:t>8</w:t>
-      </w:r>
-      <w:r>
-        <w:t xml:space="preserve">] </w:t>
-      </w:r>
-      <w:r>
-        <w:t>AudioTrimmer.com</w:t>
-      </w:r>
-      <w:r>
-        <w:t xml:space="preserve">. </w:t>
-      </w:r>
-      <w:r>
-        <w:t>Neznámy</w:t>
-      </w:r>
-      <w:r>
-        <w:t xml:space="preserve">. </w:t>
-      </w:r>
-      <w:r>
-        <w:t xml:space="preserve">Audio &amp; Mp3 </w:t>
-      </w:r>
-      <w:proofErr w:type="spellStart"/>
-      <w:r>
-        <w:t>Cutter</w:t>
-      </w:r>
-      <w:proofErr w:type="spellEnd"/>
-      <w:r>
-        <w:t>. [online]. [cit</w:t>
-      </w:r>
-      <w:r>
-        <w:t>ované dňa</w:t>
-      </w:r>
-      <w:r>
-        <w:t xml:space="preserve"> 20</w:t>
-      </w:r>
-      <w:r>
-        <w:t>26</w:t>
-      </w:r>
-      <w:r>
-        <w:t>-</w:t>
-      </w:r>
-      <w:r>
-        <w:t>01</w:t>
-      </w:r>
-      <w:r>
-        <w:t>-</w:t>
-      </w:r>
-      <w:r>
-        <w:t>26</w:t>
-      </w:r>
-      <w:r>
-        <w:t xml:space="preserve">]. Dostupné na internete: </w:t>
-      </w:r>
-      <w:r>
-        <w:t>&lt;</w:t>
-      </w:r>
-      <w:r>
-        <w:t>https://audiotrimmer.com/</w:t>
-      </w:r>
-      <w:r>
-        <w:t>&gt;</w:t>
-      </w:r>
-    </w:p>
-    <w:p>
-      <w:pPr>
-        <w:jc w:val="left"/>
-      </w:pPr>
-      <w:r>
-        <w:t xml:space="preserve">[9] </w:t>
-      </w:r>
-      <w:r>
-        <w:t xml:space="preserve">Matej </w:t>
-      </w:r>
-      <w:proofErr w:type="spellStart"/>
-      <w:r>
-        <w:t>Hud</w:t>
-      </w:r>
-      <w:r>
-        <w:rPr>
-          <w:lang w:val="en-US"/>
-        </w:rPr>
-        <w:t>ák</w:t>
-      </w:r>
-      <w:proofErr w:type="spellEnd"/>
-      <w:r>
-        <w:t>. 20</w:t>
-      </w:r>
-      <w:r>
-        <w:t>22</w:t>
-      </w:r>
-      <w:r>
-        <w:t xml:space="preserve">. </w:t>
-      </w:r>
-      <w:proofErr w:type="spellStart"/>
-      <w:r>
-        <w:t>Isonzo</w:t>
-      </w:r>
-      <w:proofErr w:type="spellEnd"/>
-      <w:r>
-        <w:t xml:space="preserve"> </w:t>
-      </w:r>
-      <w:proofErr w:type="spellStart"/>
-      <w:r>
-        <w:t>recenze</w:t>
-      </w:r>
-      <w:proofErr w:type="spellEnd"/>
-      <w:r>
-        <w:t>. [online]. 20</w:t>
-      </w:r>
-      <w:r>
-        <w:t>22</w:t>
-      </w:r>
-      <w:r>
-        <w:t xml:space="preserve"> [cit</w:t>
-      </w:r>
-      <w:r>
-        <w:t>ované dňa</w:t>
-      </w:r>
-      <w:r>
-        <w:t xml:space="preserve"> 20</w:t>
-      </w:r>
-      <w:r>
-        <w:t>26</w:t>
-      </w:r>
-      <w:r>
-        <w:t>-03-1</w:t>
-      </w:r>
-      <w:r>
-        <w:t>5</w:t>
-      </w:r>
-      <w:r>
-        <w:t>]. Dostupné na internete: &lt;</w:t>
-      </w:r>
-      <w:r>
-        <w:t>https://www.czechgamer.com/39171/isonzo-recenze.html</w:t>
-      </w:r>
-      <w:r>
-        <w:t>&gt;</w:t>
-      </w:r>
-    </w:p>
-    <w:p>
-      <w:pPr>
-        <w:jc w:val="left"/>
-      </w:pPr>
-      <w:r>
-        <w:t>[</w:t>
-      </w:r>
-      <w:r>
-        <w:t>10</w:t>
-      </w:r>
-      <w:r>
-        <w:t xml:space="preserve">] </w:t>
+      </w:pPr>
+      <w:r>
+        <w:t xml:space="preserve">[10] </w:t>
       </w:r>
       <w:proofErr w:type="spellStart"/>
       <w:r>
@@ -9698,13 +9492,7 @@
       </w:r>
       <w:proofErr w:type="spellEnd"/>
       <w:r>
-        <w:t>. 20</w:t>
-      </w:r>
-      <w:r>
-        <w:t>16</w:t>
-      </w:r>
-      <w:r>
-        <w:t xml:space="preserve">. </w:t>
+        <w:t xml:space="preserve">. 2016. </w:t>
       </w:r>
       <w:proofErr w:type="spellStart"/>
       <w:r>
@@ -11617,6 +11405,7 @@
   <w:style w:type="character" w:default="1" w:styleId="Predvolenpsmoodseku">
     <w:name w:val="Default Paragraph Font"/>
     <w:uiPriority w:val="1"/>
+    <w:semiHidden/>
     <w:unhideWhenUsed/>
   </w:style>
   <w:style w:type="table" w:default="1" w:styleId="Normlnatabuka">
@@ -12381,6 +12170,8 @@
     <w:rsidRoot w:val="00BD634F"/>
     <w:rsid w:val="000B68BF"/>
     <w:rsid w:val="000F6F9E"/>
+    <w:rsid w:val="002F40A6"/>
+    <w:rsid w:val="004B38B4"/>
     <w:rsid w:val="00624555"/>
     <w:rsid w:val="00690945"/>
     <w:rsid w:val="0071155B"/>
